--- a/Event Readiness  Planner (1) document.docx
+++ b/Event Readiness  Planner (1) document.docx
@@ -104,29 +104,50 @@
           <w:sz w:val="28"/>
           <w:szCs w:val="28"/>
         </w:rPr>
-        <w:t xml:space="preserve">GURUPRASAD, LAXMI PUGATI, MOHAMMAD HUSSAIN </w:t>
-      </w:r>
-    </w:p>
-    <w:p>
-      <w:pPr>
+        <w:t>GURUPRASAD</w:t>
+      </w:r>
+      <w:r>
         <w:rPr>
           <w:sz w:val="28"/>
           <w:szCs w:val="28"/>
         </w:rPr>
-      </w:pPr>
+        <w:t xml:space="preserve"> H S </w:t>
+      </w:r>
       <w:r>
         <w:rPr>
           <w:sz w:val="28"/>
           <w:szCs w:val="28"/>
         </w:rPr>
-        <w:t>Register Number:</w:t>
-      </w:r>
-      <w:r>
+        <w:t xml:space="preserve">, LAXMI PUGATI, MOHAMMAD HUSSAIN </w:t>
+      </w:r>
+    </w:p>
+    <w:p>
+      <w:pPr>
         <w:rPr>
           <w:sz w:val="28"/>
           <w:szCs w:val="28"/>
         </w:rPr>
+      </w:pPr>
+      <w:r>
+        <w:rPr>
+          <w:sz w:val="28"/>
+          <w:szCs w:val="28"/>
+        </w:rPr>
+        <w:t>Register Number:</w:t>
+      </w:r>
+      <w:r>
+        <w:rPr>
+          <w:sz w:val="28"/>
+          <w:szCs w:val="28"/>
+        </w:rPr>
         <w:t xml:space="preserve"> </w:t>
+      </w:r>
+      <w:r>
+        <w:rPr>
+          <w:sz w:val="28"/>
+          <w:szCs w:val="28"/>
+        </w:rPr>
+        <w:t>AFO5O5O974, AF05050964, AF05050965</w:t>
       </w:r>
     </w:p>
     <w:p>
@@ -778,7 +799,6 @@
           <w:szCs w:val="30"/>
         </w:rPr>
       </w:pPr>
-      <w:proofErr w:type="gramStart"/>
       <w:r>
         <w:rPr>
           <w:b/>
@@ -799,7 +819,6 @@
         </w:rPr>
         <w:t xml:space="preserve"> :</w:t>
       </w:r>
-      <w:proofErr w:type="gramEnd"/>
     </w:p>
     <w:p>
       <w:pPr>
@@ -877,7 +896,6 @@
         </w:rPr>
         <w:t xml:space="preserve"> and integrates with a </w:t>
       </w:r>
-      <w:proofErr w:type="spellStart"/>
       <w:r>
         <w:rPr>
           <w:b/>
@@ -885,9 +903,15 @@
           <w:sz w:val="22"/>
           <w:szCs w:val="22"/>
         </w:rPr>
-        <w:t>mysql</w:t>
-      </w:r>
-      <w:proofErr w:type="spellEnd"/>
+        <w:t>mysql relational database</w:t>
+      </w:r>
+      <w:r>
+        <w:rPr>
+          <w:sz w:val="22"/>
+          <w:szCs w:val="22"/>
+        </w:rPr>
+        <w:t xml:space="preserve"> using </w:t>
+      </w:r>
       <w:r>
         <w:rPr>
           <w:b/>
@@ -895,34 +919,7 @@
           <w:sz w:val="22"/>
           <w:szCs w:val="22"/>
         </w:rPr>
-        <w:t xml:space="preserve"> relational database</w:t>
-      </w:r>
-      <w:r>
-        <w:rPr>
-          <w:sz w:val="22"/>
-          <w:szCs w:val="22"/>
-        </w:rPr>
-        <w:t xml:space="preserve"> using </w:t>
-      </w:r>
-      <w:proofErr w:type="spellStart"/>
-      <w:r>
-        <w:rPr>
-          <w:b/>
-          <w:bCs/>
-          <w:sz w:val="22"/>
-          <w:szCs w:val="22"/>
-        </w:rPr>
-        <w:t>jdbc</w:t>
-      </w:r>
-      <w:proofErr w:type="spellEnd"/>
-      <w:r>
-        <w:rPr>
-          <w:b/>
-          <w:bCs/>
-          <w:sz w:val="22"/>
-          <w:szCs w:val="22"/>
-        </w:rPr>
-        <w:t xml:space="preserve"> (java database connectivity)</w:t>
+        <w:t>jdbc (java database connectivity)</w:t>
       </w:r>
       <w:r>
         <w:rPr>
@@ -1051,39 +1048,7 @@
           <w:sz w:val="22"/>
           <w:szCs w:val="22"/>
         </w:rPr>
-        <w:t xml:space="preserve">the database design follows proper relational </w:t>
-      </w:r>
-      <w:proofErr w:type="spellStart"/>
-      <w:r>
-        <w:rPr>
-          <w:sz w:val="22"/>
-          <w:szCs w:val="22"/>
-        </w:rPr>
-        <w:t>modeling</w:t>
-      </w:r>
-      <w:proofErr w:type="spellEnd"/>
-      <w:r>
-        <w:rPr>
-          <w:sz w:val="22"/>
-          <w:szCs w:val="22"/>
-        </w:rPr>
-        <w:t xml:space="preserve"> techniques with primary and foreign key constraints to maintain referential integrity. the relationship between event and task entities is </w:t>
-      </w:r>
-      <w:proofErr w:type="spellStart"/>
-      <w:r>
-        <w:rPr>
-          <w:sz w:val="22"/>
-          <w:szCs w:val="22"/>
-        </w:rPr>
-        <w:t>modeled</w:t>
-      </w:r>
-      <w:proofErr w:type="spellEnd"/>
-      <w:r>
-        <w:rPr>
-          <w:sz w:val="22"/>
-          <w:szCs w:val="22"/>
-        </w:rPr>
-        <w:t xml:space="preserve"> as a one-to-many relationship, ensuring structured task management for each event.</w:t>
+        <w:t>the database design follows proper relational modeling techniques with primary and foreign key constraints to maintain referential integrity. the relationship between event and task entities is modeled as a one-to-many relationship, ensuring structured task management for each event.</w:t>
       </w:r>
     </w:p>
     <w:p>
@@ -1117,23 +1082,7 @@
           <w:sz w:val="22"/>
           <w:szCs w:val="22"/>
         </w:rPr>
-        <w:t>object-oriented programming (</w:t>
-      </w:r>
-      <w:proofErr w:type="spellStart"/>
-      <w:r>
-        <w:rPr>
-          <w:sz w:val="22"/>
-          <w:szCs w:val="22"/>
-        </w:rPr>
-        <w:t>oop</w:t>
-      </w:r>
-      <w:proofErr w:type="spellEnd"/>
-      <w:r>
-        <w:rPr>
-          <w:sz w:val="22"/>
-          <w:szCs w:val="22"/>
-        </w:rPr>
-        <w:t>)</w:t>
+        <w:t>object-oriented programming (oop)</w:t>
       </w:r>
     </w:p>
     <w:p>
@@ -1171,17 +1120,8 @@
           <w:sz w:val="22"/>
           <w:szCs w:val="22"/>
         </w:rPr>
-        <w:t xml:space="preserve">er diagram </w:t>
-      </w:r>
-      <w:proofErr w:type="spellStart"/>
-      <w:r>
-        <w:rPr>
-          <w:sz w:val="22"/>
-          <w:szCs w:val="22"/>
-        </w:rPr>
-        <w:t>modeling</w:t>
-      </w:r>
-      <w:proofErr w:type="spellEnd"/>
+        <w:t>er diagram modeling</w:t>
+      </w:r>
     </w:p>
     <w:p>
       <w:pPr>
@@ -1232,53 +1172,28 @@
           <w:szCs w:val="22"/>
         </w:rPr>
       </w:pPr>
-      <w:proofErr w:type="spellStart"/>
       <w:r>
         <w:rPr>
           <w:sz w:val="22"/>
           <w:szCs w:val="22"/>
         </w:rPr>
         <w:lastRenderedPageBreak/>
-        <w:t>jdbc</w:t>
-      </w:r>
-      <w:proofErr w:type="spellEnd"/>
-      <w:r>
-        <w:rPr>
-          <w:sz w:val="22"/>
-          <w:szCs w:val="22"/>
-        </w:rPr>
-        <w:t xml:space="preserve"> workflow implementation</w:t>
-      </w:r>
-    </w:p>
-    <w:p>
-      <w:pPr>
-        <w:rPr>
-          <w:sz w:val="22"/>
-          <w:szCs w:val="22"/>
-        </w:rPr>
-      </w:pPr>
-      <w:r>
-        <w:rPr>
-          <w:sz w:val="22"/>
-          <w:szCs w:val="22"/>
-        </w:rPr>
-        <w:t>the event readiness planner serves as an academic demonstration of integrating programming concepts with database systems to build a reliable and maintainable software solution. it lays a strong foundation for future enhancements such as graphical user interface (</w:t>
-      </w:r>
-      <w:proofErr w:type="spellStart"/>
-      <w:r>
-        <w:rPr>
-          <w:sz w:val="22"/>
-          <w:szCs w:val="22"/>
-        </w:rPr>
-        <w:t>gui</w:t>
-      </w:r>
-      <w:proofErr w:type="spellEnd"/>
-      <w:r>
-        <w:rPr>
-          <w:sz w:val="22"/>
-          <w:szCs w:val="22"/>
-        </w:rPr>
-        <w:t>), web-based deployment, role-based authentication, and reporting modules.</w:t>
+        <w:t>jdbc workflow implementation</w:t>
+      </w:r>
+    </w:p>
+    <w:p>
+      <w:pPr>
+        <w:rPr>
+          <w:sz w:val="22"/>
+          <w:szCs w:val="22"/>
+        </w:rPr>
+      </w:pPr>
+      <w:r>
+        <w:rPr>
+          <w:sz w:val="22"/>
+          <w:szCs w:val="22"/>
+        </w:rPr>
+        <w:t>the event readiness planner serves as an academic demonstration of integrating programming concepts with database systems to build a reliable and maintainable software solution. it lays a strong foundation for future enhancements such as graphical user interface (gui), web-based deployment, role-based authentication, and reporting modules.</w:t>
       </w:r>
     </w:p>
     <w:p>
@@ -1373,31 +1288,7 @@
           <w:lang w:eastAsia="en-IN"/>
           <w14:ligatures w14:val="none"/>
         </w:rPr>
-        <w:t xml:space="preserve"> project defines the range of functionalities, operational boundaries, and future expansion possibilities of the proposed system. The project focuses on developing a console-based java application that manages events, tasks, and vendor information using a </w:t>
-      </w:r>
-      <w:proofErr w:type="spellStart"/>
-      <w:r>
-        <w:rPr>
-          <w:rFonts w:ascii="Times New Roman" w:eastAsia="Times New Roman" w:hAnsi="Times New Roman" w:cs="Times New Roman"/>
-          <w:kern w:val="0"/>
-          <w:sz w:val="22"/>
-          <w:szCs w:val="22"/>
-          <w:lang w:eastAsia="en-IN"/>
-          <w14:ligatures w14:val="none"/>
-        </w:rPr>
-        <w:t>mysql</w:t>
-      </w:r>
-      <w:proofErr w:type="spellEnd"/>
-      <w:r>
-        <w:rPr>
-          <w:rFonts w:ascii="Times New Roman" w:eastAsia="Times New Roman" w:hAnsi="Times New Roman" w:cs="Times New Roman"/>
-          <w:kern w:val="0"/>
-          <w:sz w:val="22"/>
-          <w:szCs w:val="22"/>
-          <w:lang w:eastAsia="en-IN"/>
-          <w14:ligatures w14:val="none"/>
-        </w:rPr>
-        <w:t xml:space="preserve"> database and dao design pattern.</w:t>
+        <w:t xml:space="preserve"> project defines the range of functionalities, operational boundaries, and future expansion possibilities of the proposed system. The project focuses on developing a console-based java application that manages events, tasks, and vendor information using a mysql database and dao design pattern.</w:t>
       </w:r>
     </w:p>
     <w:p>
@@ -2108,7 +1999,6 @@
           <w14:ligatures w14:val="none"/>
         </w:rPr>
       </w:pPr>
-      <w:proofErr w:type="spellStart"/>
       <w:r>
         <w:rPr>
           <w:rFonts w:ascii="Times New Roman" w:eastAsia="Times New Roman" w:hAnsi="Times New Roman" w:cs="Times New Roman"/>
@@ -2122,7 +2012,6 @@
         </w:rPr>
         <w:t>Mysql</w:t>
       </w:r>
-      <w:proofErr w:type="spellEnd"/>
       <w:r>
         <w:rPr>
           <w:rFonts w:ascii="Times New Roman" w:eastAsia="Times New Roman" w:hAnsi="Times New Roman" w:cs="Times New Roman"/>
@@ -2151,7 +2040,6 @@
           <w14:ligatures w14:val="none"/>
         </w:rPr>
       </w:pPr>
-      <w:proofErr w:type="spellStart"/>
       <w:r>
         <w:rPr>
           <w:rFonts w:ascii="Times New Roman" w:eastAsia="Times New Roman" w:hAnsi="Times New Roman" w:cs="Times New Roman"/>
@@ -2165,7 +2053,6 @@
         </w:rPr>
         <w:t>Jdbc</w:t>
       </w:r>
-      <w:proofErr w:type="spellEnd"/>
       <w:r>
         <w:rPr>
           <w:rFonts w:ascii="Times New Roman" w:eastAsia="Times New Roman" w:hAnsi="Times New Roman" w:cs="Times New Roman"/>
@@ -2388,31 +2275,7 @@
           <w:lang w:eastAsia="en-IN"/>
           <w14:ligatures w14:val="none"/>
         </w:rPr>
-        <w:t>Object-oriented programming (</w:t>
-      </w:r>
-      <w:proofErr w:type="spellStart"/>
-      <w:r>
-        <w:rPr>
-          <w:rFonts w:ascii="Times New Roman" w:eastAsia="Times New Roman" w:hAnsi="Times New Roman" w:cs="Times New Roman"/>
-          <w:kern w:val="0"/>
-          <w:sz w:val="22"/>
-          <w:szCs w:val="22"/>
-          <w:lang w:eastAsia="en-IN"/>
-          <w14:ligatures w14:val="none"/>
-        </w:rPr>
-        <w:t>oop</w:t>
-      </w:r>
-      <w:proofErr w:type="spellEnd"/>
-      <w:r>
-        <w:rPr>
-          <w:rFonts w:ascii="Times New Roman" w:eastAsia="Times New Roman" w:hAnsi="Times New Roman" w:cs="Times New Roman"/>
-          <w:kern w:val="0"/>
-          <w:sz w:val="22"/>
-          <w:szCs w:val="22"/>
-          <w:lang w:eastAsia="en-IN"/>
-          <w14:ligatures w14:val="none"/>
-        </w:rPr>
-        <w:t>)</w:t>
+        <w:t>Object-oriented programming (oop)</w:t>
       </w:r>
     </w:p>
     <w:p>
@@ -2440,21 +2303,8 @@
           <w:lang w:eastAsia="en-IN"/>
           <w14:ligatures w14:val="none"/>
         </w:rPr>
-        <w:t xml:space="preserve">Er diagram </w:t>
-      </w:r>
-      <w:proofErr w:type="spellStart"/>
-      <w:r>
-        <w:rPr>
-          <w:rFonts w:ascii="Times New Roman" w:eastAsia="Times New Roman" w:hAnsi="Times New Roman" w:cs="Times New Roman"/>
-          <w:kern w:val="0"/>
-          <w:sz w:val="22"/>
-          <w:szCs w:val="22"/>
-          <w:lang w:eastAsia="en-IN"/>
-          <w14:ligatures w14:val="none"/>
-        </w:rPr>
-        <w:t>modeling</w:t>
-      </w:r>
-      <w:proofErr w:type="spellEnd"/>
+        <w:t>Er diagram modeling</w:t>
+      </w:r>
     </w:p>
     <w:p>
       <w:pPr>
@@ -2500,29 +2350,16 @@
           <w14:ligatures w14:val="none"/>
         </w:rPr>
       </w:pPr>
-      <w:proofErr w:type="spellStart"/>
-      <w:r>
-        <w:rPr>
-          <w:rFonts w:ascii="Times New Roman" w:eastAsia="Times New Roman" w:hAnsi="Times New Roman" w:cs="Times New Roman"/>
-          <w:kern w:val="0"/>
-          <w:sz w:val="22"/>
-          <w:szCs w:val="22"/>
-          <w:lang w:eastAsia="en-IN"/>
-          <w14:ligatures w14:val="none"/>
-        </w:rPr>
-        <w:t>Jdbc</w:t>
-      </w:r>
-      <w:proofErr w:type="spellEnd"/>
-      <w:r>
-        <w:rPr>
-          <w:rFonts w:ascii="Times New Roman" w:eastAsia="Times New Roman" w:hAnsi="Times New Roman" w:cs="Times New Roman"/>
-          <w:kern w:val="0"/>
-          <w:sz w:val="22"/>
-          <w:szCs w:val="22"/>
-          <w:lang w:eastAsia="en-IN"/>
-          <w14:ligatures w14:val="none"/>
-        </w:rPr>
-        <w:t xml:space="preserve"> connectivity</w:t>
+      <w:r>
+        <w:rPr>
+          <w:rFonts w:ascii="Times New Roman" w:eastAsia="Times New Roman" w:hAnsi="Times New Roman" w:cs="Times New Roman"/>
+          <w:kern w:val="0"/>
+          <w:sz w:val="22"/>
+          <w:szCs w:val="22"/>
+          <w:lang w:eastAsia="en-IN"/>
+          <w14:ligatures w14:val="none"/>
+        </w:rPr>
+        <w:t>Jdbc connectivity</w:t>
       </w:r>
     </w:p>
     <w:p>
@@ -2550,31 +2387,7 @@
           <w:lang w:eastAsia="en-IN"/>
           <w14:ligatures w14:val="none"/>
         </w:rPr>
-        <w:t>Software development life cycle (</w:t>
-      </w:r>
-      <w:proofErr w:type="spellStart"/>
-      <w:r>
-        <w:rPr>
-          <w:rFonts w:ascii="Times New Roman" w:eastAsia="Times New Roman" w:hAnsi="Times New Roman" w:cs="Times New Roman"/>
-          <w:kern w:val="0"/>
-          <w:sz w:val="22"/>
-          <w:szCs w:val="22"/>
-          <w:lang w:eastAsia="en-IN"/>
-          <w14:ligatures w14:val="none"/>
-        </w:rPr>
-        <w:t>sdlc</w:t>
-      </w:r>
-      <w:proofErr w:type="spellEnd"/>
-      <w:r>
-        <w:rPr>
-          <w:rFonts w:ascii="Times New Roman" w:eastAsia="Times New Roman" w:hAnsi="Times New Roman" w:cs="Times New Roman"/>
-          <w:kern w:val="0"/>
-          <w:sz w:val="22"/>
-          <w:szCs w:val="22"/>
-          <w:lang w:eastAsia="en-IN"/>
-          <w14:ligatures w14:val="none"/>
-        </w:rPr>
-        <w:t>)</w:t>
+        <w:t>Software development life cycle (sdlc)</w:t>
       </w:r>
     </w:p>
     <w:p>
@@ -2977,31 +2790,7 @@
           <w:lang w:eastAsia="en-IN"/>
           <w14:ligatures w14:val="none"/>
         </w:rPr>
-        <w:t>Gui-based desktop application (</w:t>
-      </w:r>
-      <w:proofErr w:type="spellStart"/>
-      <w:r>
-        <w:rPr>
-          <w:rFonts w:ascii="Times New Roman" w:eastAsia="Times New Roman" w:hAnsi="Times New Roman" w:cs="Times New Roman"/>
-          <w:kern w:val="0"/>
-          <w:sz w:val="22"/>
-          <w:szCs w:val="22"/>
-          <w:lang w:eastAsia="en-IN"/>
-          <w14:ligatures w14:val="none"/>
-        </w:rPr>
-        <w:t>javafx</w:t>
-      </w:r>
-      <w:proofErr w:type="spellEnd"/>
-      <w:r>
-        <w:rPr>
-          <w:rFonts w:ascii="Times New Roman" w:eastAsia="Times New Roman" w:hAnsi="Times New Roman" w:cs="Times New Roman"/>
-          <w:kern w:val="0"/>
-          <w:sz w:val="22"/>
-          <w:szCs w:val="22"/>
-          <w:lang w:eastAsia="en-IN"/>
-          <w14:ligatures w14:val="none"/>
-        </w:rPr>
-        <w:t>/swing)</w:t>
+        <w:t>Gui-based desktop application (javafx/swing)</w:t>
       </w:r>
     </w:p>
     <w:p>
@@ -3490,31 +3279,7 @@
           <w:lang w:eastAsia="en-IN"/>
           <w14:ligatures w14:val="none"/>
         </w:rPr>
-        <w:t xml:space="preserve"> project is </w:t>
-      </w:r>
-      <w:proofErr w:type="spellStart"/>
-      <w:r>
-        <w:rPr>
-          <w:rFonts w:ascii="Times New Roman" w:eastAsia="Times New Roman" w:hAnsi="Times New Roman" w:cs="Times New Roman"/>
-          <w:kern w:val="0"/>
-          <w:sz w:val="22"/>
-          <w:szCs w:val="22"/>
-          <w:lang w:eastAsia="en-IN"/>
-          <w14:ligatures w14:val="none"/>
-        </w:rPr>
-        <w:t>analyzed</w:t>
-      </w:r>
-      <w:proofErr w:type="spellEnd"/>
-      <w:r>
-        <w:rPr>
-          <w:rFonts w:ascii="Times New Roman" w:eastAsia="Times New Roman" w:hAnsi="Times New Roman" w:cs="Times New Roman"/>
-          <w:kern w:val="0"/>
-          <w:sz w:val="22"/>
-          <w:szCs w:val="22"/>
-          <w:lang w:eastAsia="en-IN"/>
-          <w14:ligatures w14:val="none"/>
-        </w:rPr>
-        <w:t xml:space="preserve"> under the following categories:</w:t>
+        <w:t xml:space="preserve"> project is analyzed under the following categories:</w:t>
       </w:r>
     </w:p>
     <w:p>
@@ -3666,7 +3431,6 @@
           <w14:ligatures w14:val="none"/>
         </w:rPr>
       </w:pPr>
-      <w:proofErr w:type="spellStart"/>
       <w:r>
         <w:rPr>
           <w:rFonts w:ascii="Times New Roman" w:eastAsia="Times New Roman" w:hAnsi="Times New Roman" w:cs="Times New Roman"/>
@@ -3678,21 +3442,7 @@
           <w:lang w:eastAsia="en-IN"/>
           <w14:ligatures w14:val="none"/>
         </w:rPr>
-        <w:t>Mysql</w:t>
-      </w:r>
-      <w:proofErr w:type="spellEnd"/>
-      <w:r>
-        <w:rPr>
-          <w:rFonts w:ascii="Times New Roman" w:eastAsia="Times New Roman" w:hAnsi="Times New Roman" w:cs="Times New Roman"/>
-          <w:b/>
-          <w:bCs/>
-          <w:kern w:val="0"/>
-          <w:sz w:val="22"/>
-          <w:szCs w:val="22"/>
-          <w:lang w:eastAsia="en-IN"/>
-          <w14:ligatures w14:val="none"/>
-        </w:rPr>
-        <w:t xml:space="preserve"> </w:t>
+        <w:t xml:space="preserve">Mysql </w:t>
       </w:r>
       <w:r>
         <w:rPr>
@@ -3796,7 +3546,6 @@
         </w:rPr>
         <w:t xml:space="preserve">Standard IDE tools (Eclipse / </w:t>
       </w:r>
-      <w:proofErr w:type="spellStart"/>
       <w:r>
         <w:rPr>
           <w:rFonts w:ascii="Times New Roman" w:eastAsia="Times New Roman" w:hAnsi="Times New Roman" w:cs="Times New Roman"/>
@@ -3808,7 +3557,6 @@
         </w:rPr>
         <w:t>intellij</w:t>
       </w:r>
-      <w:proofErr w:type="spellEnd"/>
       <w:r>
         <w:rPr>
           <w:rFonts w:ascii="Times New Roman" w:eastAsia="Times New Roman" w:hAnsi="Times New Roman" w:cs="Times New Roman"/>
@@ -4137,29 +3885,16 @@
           <w14:ligatures w14:val="none"/>
         </w:rPr>
       </w:pPr>
-      <w:proofErr w:type="spellStart"/>
-      <w:r>
-        <w:rPr>
-          <w:rFonts w:ascii="Times New Roman" w:eastAsia="Times New Roman" w:hAnsi="Times New Roman" w:cs="Times New Roman"/>
-          <w:kern w:val="0"/>
-          <w:sz w:val="22"/>
-          <w:szCs w:val="22"/>
-          <w:lang w:eastAsia="en-IN"/>
-          <w14:ligatures w14:val="none"/>
-        </w:rPr>
-        <w:t>Mysql</w:t>
-      </w:r>
-      <w:proofErr w:type="spellEnd"/>
-      <w:r>
-        <w:rPr>
-          <w:rFonts w:ascii="Times New Roman" w:eastAsia="Times New Roman" w:hAnsi="Times New Roman" w:cs="Times New Roman"/>
-          <w:kern w:val="0"/>
-          <w:sz w:val="22"/>
-          <w:szCs w:val="22"/>
-          <w:lang w:eastAsia="en-IN"/>
-          <w14:ligatures w14:val="none"/>
-        </w:rPr>
-        <w:t xml:space="preserve"> </w:t>
+      <w:r>
+        <w:rPr>
+          <w:rFonts w:ascii="Times New Roman" w:eastAsia="Times New Roman" w:hAnsi="Times New Roman" w:cs="Times New Roman"/>
+          <w:kern w:val="0"/>
+          <w:sz w:val="22"/>
+          <w:szCs w:val="22"/>
+          <w:lang w:eastAsia="en-IN"/>
+          <w14:ligatures w14:val="none"/>
+        </w:rPr>
+        <w:t xml:space="preserve">Mysql </w:t>
       </w:r>
       <w:r>
         <w:rPr>
@@ -5897,7 +5632,6 @@
         </w:rPr>
         <w:t xml:space="preserve">Contains </w:t>
       </w:r>
-      <w:proofErr w:type="spellStart"/>
       <w:r>
         <w:rPr>
           <w:rFonts w:ascii="Courier New" w:eastAsia="Times New Roman" w:hAnsi="Courier New" w:cs="Courier New"/>
@@ -5909,7 +5643,6 @@
         </w:rPr>
         <w:t>connectionfactory</w:t>
       </w:r>
-      <w:proofErr w:type="spellEnd"/>
       <w:r>
         <w:rPr>
           <w:rFonts w:ascii="Times New Roman" w:eastAsia="Times New Roman" w:hAnsi="Times New Roman" w:cs="Times New Roman"/>
@@ -6520,7 +6253,6 @@
           <w14:ligatures w14:val="none"/>
         </w:rPr>
       </w:pPr>
-      <w:proofErr w:type="spellStart"/>
       <w:r>
         <w:rPr>
           <w:rFonts w:ascii="Courier New" w:eastAsia="Times New Roman" w:hAnsi="Courier New" w:cs="Courier New"/>
@@ -6532,7 +6264,6 @@
         </w:rPr>
         <w:t>Eventdao</w:t>
       </w:r>
-      <w:proofErr w:type="spellEnd"/>
       <w:r>
         <w:rPr>
           <w:rFonts w:ascii="Times New Roman" w:eastAsia="Times New Roman" w:hAnsi="Times New Roman" w:cs="Times New Roman"/>
@@ -6561,7 +6292,6 @@
           <w14:ligatures w14:val="none"/>
         </w:rPr>
       </w:pPr>
-      <w:proofErr w:type="spellStart"/>
       <w:r>
         <w:rPr>
           <w:rFonts w:ascii="Courier New" w:eastAsia="Times New Roman" w:hAnsi="Courier New" w:cs="Courier New"/>
@@ -6573,7 +6303,6 @@
         </w:rPr>
         <w:t>Eventdaoimpl</w:t>
       </w:r>
-      <w:proofErr w:type="spellEnd"/>
       <w:r>
         <w:rPr>
           <w:rFonts w:ascii="Times New Roman" w:eastAsia="Times New Roman" w:hAnsi="Times New Roman" w:cs="Times New Roman"/>
@@ -6677,7 +6406,6 @@
         </w:rPr>
         <w:t>Relational Database (</w:t>
       </w:r>
-      <w:proofErr w:type="spellStart"/>
       <w:r>
         <w:rPr>
           <w:rFonts w:ascii="Times New Roman" w:eastAsia="Times New Roman" w:hAnsi="Times New Roman" w:cs="Times New Roman"/>
@@ -6691,7 +6419,6 @@
         </w:rPr>
         <w:t>mysql</w:t>
       </w:r>
-      <w:proofErr w:type="spellEnd"/>
       <w:r>
         <w:rPr>
           <w:rFonts w:ascii="Times New Roman" w:eastAsia="Times New Roman" w:hAnsi="Times New Roman" w:cs="Times New Roman"/>
@@ -6787,7 +6514,6 @@
           <w14:ligatures w14:val="none"/>
         </w:rPr>
       </w:pPr>
-      <w:proofErr w:type="spellStart"/>
       <w:r>
         <w:rPr>
           <w:rFonts w:ascii="Times New Roman" w:eastAsia="Times New Roman" w:hAnsi="Times New Roman" w:cs="Times New Roman"/>
@@ -6808,19 +6534,7 @@
           <w:lang w:eastAsia="en-IN"/>
           <w14:ligatures w14:val="none"/>
         </w:rPr>
-        <w:t>_id</w:t>
-      </w:r>
-      <w:proofErr w:type="spellEnd"/>
-      <w:r>
-        <w:rPr>
-          <w:rFonts w:ascii="Times New Roman" w:eastAsia="Times New Roman" w:hAnsi="Times New Roman" w:cs="Times New Roman"/>
-          <w:kern w:val="0"/>
-          <w:sz w:val="22"/>
-          <w:szCs w:val="22"/>
-          <w:lang w:eastAsia="en-IN"/>
-          <w14:ligatures w14:val="none"/>
-        </w:rPr>
-        <w:t xml:space="preserve"> (Primary Key)</w:t>
+        <w:t>_id (Primary Key)</w:t>
       </w:r>
     </w:p>
     <w:p>
@@ -6948,7 +6662,6 @@
           <w14:ligatures w14:val="none"/>
         </w:rPr>
       </w:pPr>
-      <w:proofErr w:type="spellStart"/>
       <w:r>
         <w:rPr>
           <w:rFonts w:ascii="Times New Roman" w:eastAsia="Times New Roman" w:hAnsi="Times New Roman" w:cs="Times New Roman"/>
@@ -6969,19 +6682,7 @@
           <w:lang w:eastAsia="en-IN"/>
           <w14:ligatures w14:val="none"/>
         </w:rPr>
-        <w:t>_id</w:t>
-      </w:r>
-      <w:proofErr w:type="spellEnd"/>
-      <w:r>
-        <w:rPr>
-          <w:rFonts w:ascii="Times New Roman" w:eastAsia="Times New Roman" w:hAnsi="Times New Roman" w:cs="Times New Roman"/>
-          <w:kern w:val="0"/>
-          <w:sz w:val="22"/>
-          <w:szCs w:val="22"/>
-          <w:lang w:eastAsia="en-IN"/>
-          <w14:ligatures w14:val="none"/>
-        </w:rPr>
-        <w:t xml:space="preserve"> (Primary Key)</w:t>
+        <w:t>_id (Primary Key)</w:t>
       </w:r>
     </w:p>
     <w:p>
@@ -7000,7 +6701,6 @@
           <w14:ligatures w14:val="none"/>
         </w:rPr>
       </w:pPr>
-      <w:proofErr w:type="spellStart"/>
       <w:r>
         <w:rPr>
           <w:rFonts w:ascii="Times New Roman" w:eastAsia="Times New Roman" w:hAnsi="Times New Roman" w:cs="Times New Roman"/>
@@ -7021,19 +6721,7 @@
           <w:lang w:eastAsia="en-IN"/>
           <w14:ligatures w14:val="none"/>
         </w:rPr>
-        <w:t>_id</w:t>
-      </w:r>
-      <w:proofErr w:type="spellEnd"/>
-      <w:r>
-        <w:rPr>
-          <w:rFonts w:ascii="Times New Roman" w:eastAsia="Times New Roman" w:hAnsi="Times New Roman" w:cs="Times New Roman"/>
-          <w:kern w:val="0"/>
-          <w:sz w:val="22"/>
-          <w:szCs w:val="22"/>
-          <w:lang w:eastAsia="en-IN"/>
-          <w14:ligatures w14:val="none"/>
-        </w:rPr>
-        <w:t xml:space="preserve"> (Foreign Key)</w:t>
+        <w:t>_id (Foreign Key)</w:t>
       </w:r>
     </w:p>
     <w:p>
@@ -7133,7 +6821,6 @@
           <w14:ligatures w14:val="none"/>
         </w:rPr>
       </w:pPr>
-      <w:proofErr w:type="spellStart"/>
       <w:r>
         <w:rPr>
           <w:rFonts w:ascii="Times New Roman" w:eastAsia="Times New Roman" w:hAnsi="Times New Roman" w:cs="Times New Roman"/>
@@ -7154,19 +6841,7 @@
           <w:lang w:eastAsia="en-IN"/>
           <w14:ligatures w14:val="none"/>
         </w:rPr>
-        <w:t>_id</w:t>
-      </w:r>
-      <w:proofErr w:type="spellEnd"/>
-      <w:r>
-        <w:rPr>
-          <w:rFonts w:ascii="Times New Roman" w:eastAsia="Times New Roman" w:hAnsi="Times New Roman" w:cs="Times New Roman"/>
-          <w:kern w:val="0"/>
-          <w:sz w:val="22"/>
-          <w:szCs w:val="22"/>
-          <w:lang w:eastAsia="en-IN"/>
-          <w14:ligatures w14:val="none"/>
-        </w:rPr>
-        <w:t xml:space="preserve"> (Primary Key)</w:t>
+        <w:t>_id (Primary Key)</w:t>
       </w:r>
     </w:p>
     <w:p>
@@ -7213,7 +6888,6 @@
           <w14:ligatures w14:val="none"/>
         </w:rPr>
       </w:pPr>
-      <w:proofErr w:type="spellStart"/>
       <w:r>
         <w:rPr>
           <w:rFonts w:ascii="Times New Roman" w:eastAsia="Times New Roman" w:hAnsi="Times New Roman" w:cs="Times New Roman"/>
@@ -7236,7 +6910,6 @@
         </w:rPr>
         <w:t>_type</w:t>
       </w:r>
-      <w:proofErr w:type="spellEnd"/>
     </w:p>
     <w:p>
       <w:pPr>
@@ -7320,31 +6993,7 @@
           <w:lang w:eastAsia="en-IN"/>
           <w14:ligatures w14:val="none"/>
         </w:rPr>
-        <w:t>One Event can have multiple Tasks (</w:t>
-      </w:r>
-      <w:proofErr w:type="gramStart"/>
-      <w:r>
-        <w:rPr>
-          <w:rFonts w:ascii="Times New Roman" w:eastAsia="Times New Roman" w:hAnsi="Times New Roman" w:cs="Times New Roman"/>
-          <w:kern w:val="0"/>
-          <w:sz w:val="22"/>
-          <w:szCs w:val="22"/>
-          <w:lang w:eastAsia="en-IN"/>
-          <w14:ligatures w14:val="none"/>
-        </w:rPr>
-        <w:t>1:N</w:t>
-      </w:r>
-      <w:proofErr w:type="gramEnd"/>
-      <w:r>
-        <w:rPr>
-          <w:rFonts w:ascii="Times New Roman" w:eastAsia="Times New Roman" w:hAnsi="Times New Roman" w:cs="Times New Roman"/>
-          <w:kern w:val="0"/>
-          <w:sz w:val="22"/>
-          <w:szCs w:val="22"/>
-          <w:lang w:eastAsia="en-IN"/>
-          <w14:ligatures w14:val="none"/>
-        </w:rPr>
-        <w:t xml:space="preserve"> relationship)</w:t>
+        <w:t>One Event can have multiple Tasks (1:N relationship)</w:t>
       </w:r>
     </w:p>
     <w:p>
@@ -7496,31 +7145,7 @@
           <w:lang w:eastAsia="en-IN"/>
           <w14:ligatures w14:val="none"/>
         </w:rPr>
-        <w:t xml:space="preserve">The system is </w:t>
-      </w:r>
-      <w:proofErr w:type="spellStart"/>
-      <w:r>
-        <w:rPr>
-          <w:rFonts w:ascii="Times New Roman" w:eastAsia="Times New Roman" w:hAnsi="Times New Roman" w:cs="Times New Roman"/>
-          <w:kern w:val="0"/>
-          <w:sz w:val="22"/>
-          <w:szCs w:val="22"/>
-          <w:lang w:eastAsia="en-IN"/>
-          <w14:ligatures w14:val="none"/>
-        </w:rPr>
-        <w:t>modeled</w:t>
-      </w:r>
-      <w:proofErr w:type="spellEnd"/>
-      <w:r>
-        <w:rPr>
-          <w:rFonts w:ascii="Times New Roman" w:eastAsia="Times New Roman" w:hAnsi="Times New Roman" w:cs="Times New Roman"/>
-          <w:kern w:val="0"/>
-          <w:sz w:val="22"/>
-          <w:szCs w:val="22"/>
-          <w:lang w:eastAsia="en-IN"/>
-          <w14:ligatures w14:val="none"/>
-        </w:rPr>
-        <w:t xml:space="preserve"> using an Entity-Relationship (ER) Diagram.</w:t>
+        <w:t>The system is modeled using an Entity-Relationship (ER) Diagram.</w:t>
       </w:r>
     </w:p>
     <w:p>
@@ -8540,31 +8165,7 @@
           <w:lang w:eastAsia="en-IN"/>
           <w14:ligatures w14:val="none"/>
         </w:rPr>
-        <w:t xml:space="preserve">Date input in </w:t>
-      </w:r>
-      <w:proofErr w:type="spellStart"/>
-      <w:r>
-        <w:rPr>
-          <w:rFonts w:ascii="Times New Roman" w:eastAsia="Times New Roman" w:hAnsi="Times New Roman" w:cs="Times New Roman"/>
-          <w:kern w:val="0"/>
-          <w:sz w:val="22"/>
-          <w:szCs w:val="22"/>
-          <w:lang w:eastAsia="en-IN"/>
-          <w14:ligatures w14:val="none"/>
-        </w:rPr>
-        <w:t>yyyy</w:t>
-      </w:r>
-      <w:proofErr w:type="spellEnd"/>
-      <w:r>
-        <w:rPr>
-          <w:rFonts w:ascii="Times New Roman" w:eastAsia="Times New Roman" w:hAnsi="Times New Roman" w:cs="Times New Roman"/>
-          <w:kern w:val="0"/>
-          <w:sz w:val="22"/>
-          <w:szCs w:val="22"/>
-          <w:lang w:eastAsia="en-IN"/>
-          <w14:ligatures w14:val="none"/>
-        </w:rPr>
-        <w:t>-mm-dd format</w:t>
+        <w:t>Date input in yyyy-mm-dd format</w:t>
       </w:r>
     </w:p>
     <w:p>
@@ -8874,7 +8475,6 @@
         </w:rPr>
         <w:t xml:space="preserve">Controlled database connection via </w:t>
       </w:r>
-      <w:proofErr w:type="spellStart"/>
       <w:r>
         <w:rPr>
           <w:rFonts w:ascii="Times New Roman" w:eastAsia="Times New Roman" w:hAnsi="Times New Roman" w:cs="Times New Roman"/>
@@ -8886,7 +8486,6 @@
         </w:rPr>
         <w:t>connectionfactory</w:t>
       </w:r>
-      <w:proofErr w:type="spellEnd"/>
     </w:p>
     <w:p>
       <w:pPr>
@@ -9238,7 +8837,6 @@
         </w:rPr>
         <w:t xml:space="preserve">REST </w:t>
       </w:r>
-      <w:proofErr w:type="spellStart"/>
       <w:r>
         <w:rPr>
           <w:rFonts w:ascii="Times New Roman" w:eastAsia="Times New Roman" w:hAnsi="Times New Roman" w:cs="Times New Roman"/>
@@ -9250,7 +8848,6 @@
         </w:rPr>
         <w:t>apis</w:t>
       </w:r>
-      <w:proofErr w:type="spellEnd"/>
     </w:p>
     <w:p>
       <w:pPr>
@@ -9384,31 +8981,7 @@
           <w:lang w:eastAsia="en-IN"/>
           <w14:ligatures w14:val="none"/>
         </w:rPr>
-        <w:t xml:space="preserve">The system design of the Event Readiness Planner follows a layered architecture using DAO design pattern to ensure modularity, maintainability, and scalability. The relational database structure, proper normalization, and ER </w:t>
-      </w:r>
-      <w:proofErr w:type="spellStart"/>
-      <w:r>
-        <w:rPr>
-          <w:rFonts w:ascii="Times New Roman" w:eastAsia="Times New Roman" w:hAnsi="Times New Roman" w:cs="Times New Roman"/>
-          <w:kern w:val="0"/>
-          <w:sz w:val="22"/>
-          <w:szCs w:val="22"/>
-          <w:lang w:eastAsia="en-IN"/>
-          <w14:ligatures w14:val="none"/>
-        </w:rPr>
-        <w:t>modeling</w:t>
-      </w:r>
-      <w:proofErr w:type="spellEnd"/>
-      <w:r>
-        <w:rPr>
-          <w:rFonts w:ascii="Times New Roman" w:eastAsia="Times New Roman" w:hAnsi="Times New Roman" w:cs="Times New Roman"/>
-          <w:kern w:val="0"/>
-          <w:sz w:val="22"/>
-          <w:szCs w:val="22"/>
-          <w:lang w:eastAsia="en-IN"/>
-          <w14:ligatures w14:val="none"/>
-        </w:rPr>
-        <w:t xml:space="preserve"> provide a strong foundation for reliable event management operations.</w:t>
+        <w:t>The system design of the Event Readiness Planner follows a layered architecture using DAO design pattern to ensure modularity, maintainability, and scalability. The relational database structure, proper normalization, and ER modeling provide a strong foundation for reliable event management operations.</w:t>
       </w:r>
     </w:p>
     <w:p>
@@ -10927,29 +10500,16 @@
         </w:rPr>
         <w:t xml:space="preserve">The application integrates Java programming with </w:t>
       </w:r>
-      <w:proofErr w:type="spellStart"/>
-      <w:r>
-        <w:rPr>
-          <w:rFonts w:ascii="Times New Roman" w:eastAsia="Times New Roman" w:hAnsi="Times New Roman" w:cs="Times New Roman"/>
-          <w:kern w:val="0"/>
-          <w:sz w:val="22"/>
-          <w:szCs w:val="22"/>
-          <w:lang w:eastAsia="en-IN"/>
-          <w14:ligatures w14:val="none"/>
-        </w:rPr>
-        <w:t>mysql</w:t>
-      </w:r>
-      <w:proofErr w:type="spellEnd"/>
-      <w:r>
-        <w:rPr>
-          <w:rFonts w:ascii="Times New Roman" w:eastAsia="Times New Roman" w:hAnsi="Times New Roman" w:cs="Times New Roman"/>
-          <w:kern w:val="0"/>
-          <w:sz w:val="22"/>
-          <w:szCs w:val="22"/>
-          <w:lang w:eastAsia="en-IN"/>
-          <w14:ligatures w14:val="none"/>
-        </w:rPr>
-        <w:t xml:space="preserve"> </w:t>
+      <w:r>
+        <w:rPr>
+          <w:rFonts w:ascii="Times New Roman" w:eastAsia="Times New Roman" w:hAnsi="Times New Roman" w:cs="Times New Roman"/>
+          <w:kern w:val="0"/>
+          <w:sz w:val="22"/>
+          <w:szCs w:val="22"/>
+          <w:lang w:eastAsia="en-IN"/>
+          <w14:ligatures w14:val="none"/>
+        </w:rPr>
+        <w:t xml:space="preserve">mysql </w:t>
       </w:r>
       <w:r>
         <w:rPr>
@@ -11932,7 +11492,6 @@
         </w:rPr>
         <w:t xml:space="preserve">Utility Layer – </w:t>
       </w:r>
-      <w:proofErr w:type="spellStart"/>
       <w:r>
         <w:rPr>
           <w:rFonts w:ascii="Times New Roman" w:eastAsia="Times New Roman" w:hAnsi="Times New Roman" w:cs="Times New Roman"/>
@@ -11944,7 +11503,6 @@
         </w:rPr>
         <w:t>connectionfactory</w:t>
       </w:r>
-      <w:proofErr w:type="spellEnd"/>
       <w:r>
         <w:rPr>
           <w:rFonts w:ascii="Times New Roman" w:eastAsia="Times New Roman" w:hAnsi="Times New Roman" w:cs="Times New Roman"/>
@@ -12537,21 +12095,8 @@
                 <w:lang w:eastAsia="en-IN"/>
                 <w14:ligatures w14:val="none"/>
               </w:rPr>
-              <w:t xml:space="preserve">Proper relational </w:t>
+              <w:t>Proper relational modeling</w:t>
             </w:r>
-            <w:proofErr w:type="spellStart"/>
-            <w:r>
-              <w:rPr>
-                <w:rFonts w:ascii="Times New Roman" w:eastAsia="Times New Roman" w:hAnsi="Times New Roman" w:cs="Times New Roman"/>
-                <w:kern w:val="0"/>
-                <w:sz w:val="22"/>
-                <w:szCs w:val="22"/>
-                <w:lang w:eastAsia="en-IN"/>
-                <w14:ligatures w14:val="none"/>
-              </w:rPr>
-              <w:t>modeling</w:t>
-            </w:r>
-            <w:proofErr w:type="spellEnd"/>
           </w:p>
         </w:tc>
       </w:tr>
@@ -13082,7 +12627,6 @@
         </w:rPr>
         <w:t xml:space="preserve">The proposed Event Readiness Planner system provides a reliable, structured, and scalable solution for managing event-related activities. By integrating Java, JDBC, </w:t>
       </w:r>
-      <w:proofErr w:type="spellStart"/>
       <w:r>
         <w:rPr>
           <w:rFonts w:ascii="Times New Roman" w:eastAsia="Times New Roman" w:hAnsi="Times New Roman" w:cs="Times New Roman"/>
@@ -13094,7 +12638,6 @@
         </w:rPr>
         <w:t>mysql</w:t>
       </w:r>
-      <w:proofErr w:type="spellEnd"/>
       <w:r>
         <w:rPr>
           <w:rFonts w:ascii="Times New Roman" w:eastAsia="Times New Roman" w:hAnsi="Times New Roman" w:cs="Times New Roman"/>
@@ -13743,8 +13286,6 @@
         </w:rPr>
         <w:t xml:space="preserve">Class of </w:t>
       </w:r>
-      <w:proofErr w:type="spellStart"/>
-      <w:proofErr w:type="gramStart"/>
       <w:r>
         <w:rPr>
           <w:rFonts w:ascii="Times New Roman" w:eastAsia="Times New Roman" w:hAnsi="Times New Roman" w:cs="Times New Roman"/>
@@ -13756,7 +13297,6 @@
         </w:rPr>
         <w:t>ConnectionFactory</w:t>
       </w:r>
-      <w:proofErr w:type="spellEnd"/>
       <w:r>
         <w:rPr>
           <w:rFonts w:ascii="Times New Roman" w:eastAsia="Times New Roman" w:hAnsi="Times New Roman" w:cs="Times New Roman"/>
@@ -13768,7 +13308,6 @@
         </w:rPr>
         <w:t xml:space="preserve"> :</w:t>
       </w:r>
-      <w:proofErr w:type="gramEnd"/>
     </w:p>
     <w:p>
       <w:pPr>
@@ -13792,7 +13331,7 @@
           <w:lang w:eastAsia="en-IN"/>
         </w:rPr>
         <w:drawing>
-          <wp:inline distT="0" distB="0" distL="0" distR="0" wp14:anchorId="6155EBB3" wp14:editId="3C4C8205">
+          <wp:inline distT="0" distB="0" distL="0" distR="0" wp14:anchorId="6155EBB3" wp14:editId="48F0D470">
             <wp:extent cx="5731510" cy="3148965"/>
             <wp:effectExtent l="0" t="0" r="2540" b="0"/>
             <wp:docPr id="549019093" name="Picture 1"/>
@@ -13855,21 +13394,8 @@
           <w:lang w:eastAsia="en-IN"/>
           <w14:ligatures w14:val="none"/>
         </w:rPr>
-        <w:t xml:space="preserve">Class of </w:t>
-      </w:r>
-      <w:proofErr w:type="gramStart"/>
-      <w:r>
-        <w:rPr>
-          <w:rFonts w:ascii="Times New Roman" w:eastAsia="Times New Roman" w:hAnsi="Times New Roman" w:cs="Times New Roman"/>
-          <w:kern w:val="0"/>
-          <w:sz w:val="36"/>
-          <w:szCs w:val="36"/>
-          <w:lang w:eastAsia="en-IN"/>
-          <w14:ligatures w14:val="none"/>
-        </w:rPr>
-        <w:t>user :</w:t>
-      </w:r>
-      <w:proofErr w:type="gramEnd"/>
+        <w:t>Class of user :</w:t>
+      </w:r>
     </w:p>
     <w:p>
       <w:pPr>
@@ -13982,11 +13508,12 @@
           <w:lang w:eastAsia="en-IN"/>
           <w14:ligatures w14:val="none"/>
         </w:rPr>
-        <w:t xml:space="preserve">Class of </w:t>
-      </w:r>
-      <w:proofErr w:type="spellStart"/>
-      <w:proofErr w:type="gramStart"/>
-      <w:r>
+        <w:t>Class of userDAO :</w:t>
+      </w:r>
+    </w:p>
+    <w:p>
+      <w:pPr>
+        <w:spacing w:before="100" w:beforeAutospacing="1" w:after="100" w:afterAutospacing="1" w:line="240" w:lineRule="auto"/>
         <w:rPr>
           <w:rFonts w:ascii="Times New Roman" w:eastAsia="Times New Roman" w:hAnsi="Times New Roman" w:cs="Times New Roman"/>
           <w:kern w:val="0"/>
@@ -13995,45 +13522,18 @@
           <w:lang w:eastAsia="en-IN"/>
           <w14:ligatures w14:val="none"/>
         </w:rPr>
-        <w:t>userDAO</w:t>
-      </w:r>
-      <w:proofErr w:type="spellEnd"/>
-      <w:r>
-        <w:rPr>
-          <w:rFonts w:ascii="Times New Roman" w:eastAsia="Times New Roman" w:hAnsi="Times New Roman" w:cs="Times New Roman"/>
+      </w:pPr>
+      <w:r>
+        <w:rPr>
+          <w:rFonts w:ascii="Times New Roman" w:eastAsia="Times New Roman" w:hAnsi="Times New Roman" w:cs="Times New Roman"/>
+          <w:noProof/>
           <w:kern w:val="0"/>
           <w:sz w:val="36"/>
           <w:szCs w:val="36"/>
           <w:lang w:eastAsia="en-IN"/>
-          <w14:ligatures w14:val="none"/>
-        </w:rPr>
-        <w:t xml:space="preserve"> :</w:t>
-      </w:r>
-      <w:proofErr w:type="gramEnd"/>
-    </w:p>
-    <w:p>
-      <w:pPr>
-        <w:spacing w:before="100" w:beforeAutospacing="1" w:after="100" w:afterAutospacing="1" w:line="240" w:lineRule="auto"/>
-        <w:rPr>
-          <w:rFonts w:ascii="Times New Roman" w:eastAsia="Times New Roman" w:hAnsi="Times New Roman" w:cs="Times New Roman"/>
-          <w:kern w:val="0"/>
-          <w:sz w:val="36"/>
-          <w:szCs w:val="36"/>
-          <w:lang w:eastAsia="en-IN"/>
-          <w14:ligatures w14:val="none"/>
-        </w:rPr>
-      </w:pPr>
-      <w:r>
-        <w:rPr>
-          <w:rFonts w:ascii="Times New Roman" w:eastAsia="Times New Roman" w:hAnsi="Times New Roman" w:cs="Times New Roman"/>
-          <w:noProof/>
-          <w:kern w:val="0"/>
-          <w:sz w:val="36"/>
-          <w:szCs w:val="36"/>
-          <w:lang w:eastAsia="en-IN"/>
         </w:rPr>
         <w:drawing>
-          <wp:inline distT="0" distB="0" distL="0" distR="0" wp14:anchorId="3F79D3EE" wp14:editId="6E012099">
+          <wp:inline distT="0" distB="0" distL="0" distR="0" wp14:anchorId="3F79D3EE" wp14:editId="4CF40857">
             <wp:extent cx="5731510" cy="1549400"/>
             <wp:effectExtent l="0" t="0" r="2540" b="0"/>
             <wp:docPr id="197408158" name="Picture 4"/>
@@ -14096,21 +13596,8 @@
           <w:lang w:eastAsia="en-IN"/>
           <w14:ligatures w14:val="none"/>
         </w:rPr>
-        <w:t xml:space="preserve">Class of </w:t>
-      </w:r>
-      <w:proofErr w:type="gramStart"/>
-      <w:r>
-        <w:rPr>
-          <w:rFonts w:ascii="Times New Roman" w:eastAsia="Times New Roman" w:hAnsi="Times New Roman" w:cs="Times New Roman"/>
-          <w:kern w:val="0"/>
-          <w:sz w:val="36"/>
-          <w:szCs w:val="36"/>
-          <w:lang w:eastAsia="en-IN"/>
-          <w14:ligatures w14:val="none"/>
-        </w:rPr>
-        <w:t>event :</w:t>
-      </w:r>
-      <w:proofErr w:type="gramEnd"/>
+        <w:t>Class of event :</w:t>
+      </w:r>
     </w:p>
     <w:p>
       <w:pPr>
@@ -14275,34 +13762,8 @@
           <w:lang w:eastAsia="en-IN"/>
           <w14:ligatures w14:val="none"/>
         </w:rPr>
-        <w:t xml:space="preserve">Class of </w:t>
-      </w:r>
-      <w:proofErr w:type="spellStart"/>
-      <w:proofErr w:type="gramStart"/>
-      <w:r>
-        <w:rPr>
-          <w:rFonts w:ascii="Times New Roman" w:eastAsia="Times New Roman" w:hAnsi="Times New Roman" w:cs="Times New Roman"/>
-          <w:kern w:val="0"/>
-          <w:sz w:val="36"/>
-          <w:szCs w:val="36"/>
-          <w:lang w:eastAsia="en-IN"/>
-          <w14:ligatures w14:val="none"/>
-        </w:rPr>
-        <w:t>eventDAO</w:t>
-      </w:r>
-      <w:proofErr w:type="spellEnd"/>
-      <w:r>
-        <w:rPr>
-          <w:rFonts w:ascii="Times New Roman" w:eastAsia="Times New Roman" w:hAnsi="Times New Roman" w:cs="Times New Roman"/>
-          <w:kern w:val="0"/>
-          <w:sz w:val="36"/>
-          <w:szCs w:val="36"/>
-          <w:lang w:eastAsia="en-IN"/>
-          <w14:ligatures w14:val="none"/>
-        </w:rPr>
-        <w:t xml:space="preserve"> :</w:t>
-      </w:r>
-      <w:proofErr w:type="gramEnd"/>
+        <w:t>Class of eventDAO :</w:t>
+      </w:r>
     </w:p>
     <w:p>
       <w:pPr>
@@ -14390,59 +13851,33 @@
           <w:lang w:eastAsia="en-IN"/>
           <w14:ligatures w14:val="none"/>
         </w:rPr>
-        <w:t xml:space="preserve">Class of </w:t>
-      </w:r>
-      <w:proofErr w:type="spellStart"/>
-      <w:proofErr w:type="gramStart"/>
-      <w:r>
-        <w:rPr>
-          <w:rFonts w:ascii="Times New Roman" w:eastAsia="Times New Roman" w:hAnsi="Times New Roman" w:cs="Times New Roman"/>
+        <w:t>Class of UserDAOImpl :</w:t>
+      </w:r>
+    </w:p>
+    <w:p>
+      <w:pPr>
+        <w:spacing w:before="100" w:beforeAutospacing="1" w:after="100" w:afterAutospacing="1" w:line="240" w:lineRule="auto"/>
+        <w:rPr>
+          <w:rFonts w:ascii="Times New Roman" w:eastAsia="Times New Roman" w:hAnsi="Times New Roman" w:cs="Times New Roman"/>
+          <w:noProof/>
           <w:kern w:val="0"/>
           <w:sz w:val="36"/>
           <w:szCs w:val="36"/>
           <w:lang w:eastAsia="en-IN"/>
           <w14:ligatures w14:val="none"/>
         </w:rPr>
-        <w:t>UserDAOImpl</w:t>
-      </w:r>
-      <w:proofErr w:type="spellEnd"/>
-      <w:r>
-        <w:rPr>
-          <w:rFonts w:ascii="Times New Roman" w:eastAsia="Times New Roman" w:hAnsi="Times New Roman" w:cs="Times New Roman"/>
+      </w:pPr>
+      <w:r>
+        <w:rPr>
+          <w:rFonts w:ascii="Times New Roman" w:eastAsia="Times New Roman" w:hAnsi="Times New Roman" w:cs="Times New Roman"/>
+          <w:noProof/>
           <w:kern w:val="0"/>
           <w:sz w:val="36"/>
           <w:szCs w:val="36"/>
           <w:lang w:eastAsia="en-IN"/>
-          <w14:ligatures w14:val="none"/>
-        </w:rPr>
-        <w:t xml:space="preserve"> :</w:t>
-      </w:r>
-      <w:proofErr w:type="gramEnd"/>
-    </w:p>
-    <w:p>
-      <w:pPr>
-        <w:spacing w:before="100" w:beforeAutospacing="1" w:after="100" w:afterAutospacing="1" w:line="240" w:lineRule="auto"/>
-        <w:rPr>
-          <w:rFonts w:ascii="Times New Roman" w:eastAsia="Times New Roman" w:hAnsi="Times New Roman" w:cs="Times New Roman"/>
-          <w:noProof/>
-          <w:kern w:val="0"/>
-          <w:sz w:val="36"/>
-          <w:szCs w:val="36"/>
-          <w:lang w:eastAsia="en-IN"/>
-          <w14:ligatures w14:val="none"/>
-        </w:rPr>
-      </w:pPr>
-      <w:r>
-        <w:rPr>
-          <w:rFonts w:ascii="Times New Roman" w:eastAsia="Times New Roman" w:hAnsi="Times New Roman" w:cs="Times New Roman"/>
-          <w:noProof/>
-          <w:kern w:val="0"/>
-          <w:sz w:val="36"/>
-          <w:szCs w:val="36"/>
-          <w:lang w:eastAsia="en-IN"/>
         </w:rPr>
         <w:drawing>
-          <wp:inline distT="0" distB="0" distL="0" distR="0" wp14:anchorId="7A786887" wp14:editId="1763E2D1">
+          <wp:inline distT="0" distB="0" distL="0" distR="0" wp14:anchorId="7A786887" wp14:editId="28688647">
             <wp:extent cx="5731510" cy="3234690"/>
             <wp:effectExtent l="0" t="0" r="2540" b="3810"/>
             <wp:docPr id="1899628431" name="Picture 1"/>
@@ -14609,7 +14044,7 @@
           <w:lang w:eastAsia="en-IN"/>
         </w:rPr>
         <w:drawing>
-          <wp:inline distT="0" distB="0" distL="0" distR="0" wp14:anchorId="67D0F763" wp14:editId="6B5E2FFD">
+          <wp:inline distT="0" distB="0" distL="0" distR="0" wp14:anchorId="67D0F763" wp14:editId="11BA0543">
             <wp:extent cx="5731510" cy="1348740"/>
             <wp:effectExtent l="0" t="0" r="2540" b="3810"/>
             <wp:docPr id="1816663455" name="Picture 3"/>
@@ -14663,7 +14098,6 @@
           <w14:ligatures w14:val="none"/>
         </w:rPr>
       </w:pPr>
-      <w:proofErr w:type="gramStart"/>
       <w:r>
         <w:rPr>
           <w:rFonts w:ascii="Times New Roman" w:eastAsia="Times New Roman" w:hAnsi="Times New Roman" w:cs="Times New Roman"/>
@@ -14675,7 +14109,6 @@
         </w:rPr>
         <w:t>Login :</w:t>
       </w:r>
-      <w:proofErr w:type="gramEnd"/>
     </w:p>
     <w:p>
       <w:pPr>
@@ -14762,21 +14195,8 @@
           <w:lang w:eastAsia="en-IN"/>
           <w14:ligatures w14:val="none"/>
         </w:rPr>
-        <w:t xml:space="preserve">Adding </w:t>
-      </w:r>
-      <w:proofErr w:type="gramStart"/>
-      <w:r>
-        <w:rPr>
-          <w:rFonts w:ascii="Times New Roman" w:eastAsia="Times New Roman" w:hAnsi="Times New Roman" w:cs="Times New Roman"/>
-          <w:kern w:val="0"/>
-          <w:sz w:val="36"/>
-          <w:szCs w:val="36"/>
-          <w:lang w:eastAsia="en-IN"/>
-          <w14:ligatures w14:val="none"/>
-        </w:rPr>
-        <w:t>event :</w:t>
-      </w:r>
-      <w:proofErr w:type="gramEnd"/>
+        <w:t>Adding event :</w:t>
+      </w:r>
     </w:p>
     <w:p>
       <w:pPr>
@@ -14863,10 +14283,12 @@
           <w:lang w:eastAsia="en-IN"/>
           <w14:ligatures w14:val="none"/>
         </w:rPr>
-        <w:t xml:space="preserve">View </w:t>
-      </w:r>
-      <w:proofErr w:type="gramStart"/>
-      <w:r>
+        <w:t>View event :</w:t>
+      </w:r>
+    </w:p>
+    <w:p>
+      <w:pPr>
+        <w:spacing w:before="100" w:beforeAutospacing="1" w:after="100" w:afterAutospacing="1" w:line="240" w:lineRule="auto"/>
         <w:rPr>
           <w:rFonts w:ascii="Times New Roman" w:eastAsia="Times New Roman" w:hAnsi="Times New Roman" w:cs="Times New Roman"/>
           <w:kern w:val="0"/>
@@ -14875,34 +14297,19 @@
           <w:lang w:eastAsia="en-IN"/>
           <w14:ligatures w14:val="none"/>
         </w:rPr>
-        <w:t>event :</w:t>
-      </w:r>
-      <w:proofErr w:type="gramEnd"/>
-    </w:p>
-    <w:p>
-      <w:pPr>
-        <w:spacing w:before="100" w:beforeAutospacing="1" w:after="100" w:afterAutospacing="1" w:line="240" w:lineRule="auto"/>
-        <w:rPr>
-          <w:rFonts w:ascii="Times New Roman" w:eastAsia="Times New Roman" w:hAnsi="Times New Roman" w:cs="Times New Roman"/>
+      </w:pPr>
+      <w:r>
+        <w:rPr>
+          <w:rFonts w:ascii="Times New Roman" w:eastAsia="Times New Roman" w:hAnsi="Times New Roman" w:cs="Times New Roman"/>
+          <w:noProof/>
           <w:kern w:val="0"/>
           <w:sz w:val="36"/>
           <w:szCs w:val="36"/>
           <w:lang w:eastAsia="en-IN"/>
-          <w14:ligatures w14:val="none"/>
-        </w:rPr>
-      </w:pPr>
-      <w:r>
-        <w:rPr>
-          <w:rFonts w:ascii="Times New Roman" w:eastAsia="Times New Roman" w:hAnsi="Times New Roman" w:cs="Times New Roman"/>
-          <w:noProof/>
-          <w:kern w:val="0"/>
-          <w:sz w:val="36"/>
-          <w:szCs w:val="36"/>
-          <w:lang w:eastAsia="en-IN"/>
         </w:rPr>
         <w:lastRenderedPageBreak/>
         <w:drawing>
-          <wp:inline distT="0" distB="0" distL="0" distR="0" wp14:anchorId="37CF8C5E" wp14:editId="34D85C6A">
+          <wp:inline distT="0" distB="0" distL="0" distR="0" wp14:anchorId="37CF8C5E" wp14:editId="3C6F37BC">
             <wp:extent cx="5731510" cy="1205230"/>
             <wp:effectExtent l="0" t="0" r="2540" b="0"/>
             <wp:docPr id="1762788031" name="Picture 6"/>
@@ -14965,10 +14372,12 @@
           <w:lang w:eastAsia="en-IN"/>
           <w14:ligatures w14:val="none"/>
         </w:rPr>
-        <w:t xml:space="preserve">Updating </w:t>
-      </w:r>
-      <w:proofErr w:type="gramStart"/>
-      <w:r>
+        <w:t>Updating event :</w:t>
+      </w:r>
+    </w:p>
+    <w:p>
+      <w:pPr>
+        <w:spacing w:before="100" w:beforeAutospacing="1" w:after="100" w:afterAutospacing="1" w:line="240" w:lineRule="auto"/>
         <w:rPr>
           <w:rFonts w:ascii="Times New Roman" w:eastAsia="Times New Roman" w:hAnsi="Times New Roman" w:cs="Times New Roman"/>
           <w:kern w:val="0"/>
@@ -14977,33 +14386,18 @@
           <w:lang w:eastAsia="en-IN"/>
           <w14:ligatures w14:val="none"/>
         </w:rPr>
-        <w:t>event :</w:t>
-      </w:r>
-      <w:proofErr w:type="gramEnd"/>
-    </w:p>
-    <w:p>
-      <w:pPr>
-        <w:spacing w:before="100" w:beforeAutospacing="1" w:after="100" w:afterAutospacing="1" w:line="240" w:lineRule="auto"/>
-        <w:rPr>
-          <w:rFonts w:ascii="Times New Roman" w:eastAsia="Times New Roman" w:hAnsi="Times New Roman" w:cs="Times New Roman"/>
+      </w:pPr>
+      <w:r>
+        <w:rPr>
+          <w:rFonts w:ascii="Times New Roman" w:eastAsia="Times New Roman" w:hAnsi="Times New Roman" w:cs="Times New Roman"/>
+          <w:noProof/>
           <w:kern w:val="0"/>
           <w:sz w:val="36"/>
           <w:szCs w:val="36"/>
           <w:lang w:eastAsia="en-IN"/>
-          <w14:ligatures w14:val="none"/>
-        </w:rPr>
-      </w:pPr>
-      <w:r>
-        <w:rPr>
-          <w:rFonts w:ascii="Times New Roman" w:eastAsia="Times New Roman" w:hAnsi="Times New Roman" w:cs="Times New Roman"/>
-          <w:noProof/>
-          <w:kern w:val="0"/>
-          <w:sz w:val="36"/>
-          <w:szCs w:val="36"/>
-          <w:lang w:eastAsia="en-IN"/>
         </w:rPr>
         <w:drawing>
-          <wp:inline distT="0" distB="0" distL="0" distR="0" wp14:anchorId="598B6AF3" wp14:editId="474172A7">
+          <wp:inline distT="0" distB="0" distL="0" distR="0" wp14:anchorId="598B6AF3" wp14:editId="2A55E642">
             <wp:extent cx="5731510" cy="1442085"/>
             <wp:effectExtent l="0" t="0" r="2540" b="5715"/>
             <wp:docPr id="318701596" name="Picture 7"/>
@@ -15066,21 +14460,8 @@
           <w:lang w:eastAsia="en-IN"/>
           <w14:ligatures w14:val="none"/>
         </w:rPr>
-        <w:t xml:space="preserve">Deleting </w:t>
-      </w:r>
-      <w:proofErr w:type="gramStart"/>
-      <w:r>
-        <w:rPr>
-          <w:rFonts w:ascii="Times New Roman" w:eastAsia="Times New Roman" w:hAnsi="Times New Roman" w:cs="Times New Roman"/>
-          <w:kern w:val="0"/>
-          <w:sz w:val="36"/>
-          <w:szCs w:val="36"/>
-          <w:lang w:eastAsia="en-IN"/>
-          <w14:ligatures w14:val="none"/>
-        </w:rPr>
-        <w:t>event :</w:t>
-      </w:r>
-      <w:proofErr w:type="gramEnd"/>
+        <w:t>Deleting event :</w:t>
+      </w:r>
     </w:p>
     <w:p>
       <w:pPr>
@@ -15158,7 +14539,6 @@
           <w14:ligatures w14:val="none"/>
         </w:rPr>
       </w:pPr>
-      <w:proofErr w:type="gramStart"/>
       <w:r>
         <w:rPr>
           <w:rFonts w:ascii="Times New Roman" w:eastAsia="Times New Roman" w:hAnsi="Times New Roman" w:cs="Times New Roman"/>
@@ -15170,7 +14550,6 @@
         </w:rPr>
         <w:t>Exit :</w:t>
       </w:r>
-      <w:proofErr w:type="gramEnd"/>
     </w:p>
     <w:p>
       <w:pPr>
@@ -15383,27 +14762,7 @@
           <w:lang w:eastAsia="en-IN"/>
           <w14:ligatures w14:val="none"/>
         </w:rPr>
-        <w:t xml:space="preserve">The project effectively applies important software engineering concepts such as Object-Oriented Programming (OOP), layered architecture, ER diagram </w:t>
-      </w:r>
-      <w:proofErr w:type="spellStart"/>
-      <w:r>
-        <w:rPr>
-          <w:rFonts w:ascii="Times New Roman" w:eastAsia="Times New Roman" w:hAnsi="Times New Roman" w:cs="Times New Roman"/>
-          <w:kern w:val="0"/>
-          <w:lang w:eastAsia="en-IN"/>
-          <w14:ligatures w14:val="none"/>
-        </w:rPr>
-        <w:t>modeling</w:t>
-      </w:r>
-      <w:proofErr w:type="spellEnd"/>
-      <w:r>
-        <w:rPr>
-          <w:rFonts w:ascii="Times New Roman" w:eastAsia="Times New Roman" w:hAnsi="Times New Roman" w:cs="Times New Roman"/>
-          <w:kern w:val="0"/>
-          <w:lang w:eastAsia="en-IN"/>
-          <w14:ligatures w14:val="none"/>
-        </w:rPr>
-        <w:t>, and database normalization. The one-to-many relationship between Event and Task entities ensures organized task tracking and structured data management.</w:t>
+        <w:t>The project effectively applies important software engineering concepts such as Object-Oriented Programming (OOP), layered architecture, ER diagram modeling, and database normalization. The one-to-many relationship between Event and Task entities ensures organized task tracking and structured data management.</w:t>
       </w:r>
     </w:p>
     <w:p>
